--- a/downloads/fiches/bts_maintenance_des_systemes_fiche_evaluation.docx
+++ b/downloads/fiches/bts_maintenance_des_systemes_fiche_evaluation.docx
@@ -11,8 +11,9 @@
           <w:b/>
           <w:color w:val="1F4E79"/>
           <w:sz w:val="32"/>
+          <w:lang w:val="fr-FR" w:eastAsia="fr-FR" w:bidi="fr-FR"/>
         </w:rPr>
-        <w:t>Fiche d'evaluation reconstituee - BTS Maintenance des systemes</w:t>
+        <w:t>Fiche d'évaluation reconstituée - BTS Maintenance des systemes</w:t>
       </w:r>
     </w:p>
     <w:p>
@@ -23,8 +24,9 @@
         <w:rPr>
           <w:i/>
           <w:sz w:val="21"/>
+          <w:lang w:val="fr-FR" w:eastAsia="fr-FR" w:bidi="fr-FR"/>
         </w:rPr>
-        <w:t>Support evalue : Realisation d'activites de maintenance preventive en milieu professionnel | Modalite : A confirmer | Option : Options A, B et C</w:t>
+        <w:t>Support évalué : Réalisation d'activités de maintenance preventive en milieu professionnel | Modalité : Mixte selon voie | Option : Options A, B et C</w:t>
       </w:r>
     </w:p>
     <w:p>
@@ -35,8 +37,9 @@
         <w:rPr>
           <w:b/>
           <w:color w:val="C0504D"/>
+          <w:lang w:val="fr-FR" w:eastAsia="fr-FR" w:bidi="fr-FR"/>
         </w:rPr>
-        <w:t>Trame minimale a completer</w:t>
+        <w:t>Trame minimale à compléter</w:t>
       </w:r>
     </w:p>
     <w:p>
@@ -46,8 +49,9 @@
       <w:r>
         <w:rPr>
           <w:i/>
+          <w:lang w:val="fr-FR" w:eastAsia="fr-FR" w:bidi="fr-FR"/>
         </w:rPr>
-        <w:t>Cette fiche est une reconstitution de travail a partir des sources publiques reperees au 28/04/2026. Elle ne remplace pas un formulaire national opposable lorsqu'une grille officielle complete existe par ailleurs. La modalite exacte (CCF ou ponctuelle) reste a confirmer sur la base des textes disponibles.</w:t>
+        <w:t>Cette fiche est une reconstitution de travail à partir des sources publiques repérées au 2026-05-06. Elle ne remplace pas un formulaire national opposable lorsqu'une grille officielle complète existe par ailleurs.</w:t>
       </w:r>
     </w:p>
     <w:tbl>
@@ -74,6 +78,7 @@
             <w:r>
               <w:rPr>
                 <w:b/>
+                <w:lang w:val="fr-FR" w:eastAsia="fr-FR" w:bidi="fr-FR"/>
               </w:rPr>
               <w:t>BTS</w:t>
             </w:r>
@@ -86,6 +91,9 @@
           </w:tcPr>
           <w:p>
             <w:r>
+              <w:rPr>
+                <w:lang w:val="fr-FR" w:eastAsia="fr-FR" w:bidi="fr-FR"/>
+              </w:rPr>
               <w:t>BTS Maintenance des systemes</w:t>
             </w:r>
           </w:p>
@@ -100,8 +108,9 @@
             <w:r>
               <w:rPr>
                 <w:b/>
+                <w:lang w:val="fr-FR" w:eastAsia="fr-FR" w:bidi="fr-FR"/>
               </w:rPr>
-              <w:t>Modalite</w:t>
+              <w:t>Modalité</w:t>
             </w:r>
           </w:p>
         </w:tc>
@@ -112,7 +121,10 @@
           </w:tcPr>
           <w:p>
             <w:r>
-              <w:t>A confirmer</w:t>
+              <w:rPr>
+                <w:lang w:val="fr-FR" w:eastAsia="fr-FR" w:bidi="fr-FR"/>
+              </w:rPr>
+              <w:t>Mixte selon voie</w:t>
             </w:r>
           </w:p>
         </w:tc>
@@ -128,6 +140,7 @@
             <w:r>
               <w:rPr>
                 <w:b/>
+                <w:lang w:val="fr-FR" w:eastAsia="fr-FR" w:bidi="fr-FR"/>
               </w:rPr>
               <w:t>Option</w:t>
             </w:r>
@@ -140,6 +153,9 @@
           </w:tcPr>
           <w:p>
             <w:r>
+              <w:rPr>
+                <w:lang w:val="fr-FR" w:eastAsia="fr-FR" w:bidi="fr-FR"/>
+              </w:rPr>
               <w:t>Options A, B et C</w:t>
             </w:r>
           </w:p>
@@ -154,6 +170,7 @@
             <w:r>
               <w:rPr>
                 <w:b/>
+                <w:lang w:val="fr-FR" w:eastAsia="fr-FR" w:bidi="fr-FR"/>
               </w:rPr>
               <w:t>Statut documentaire</w:t>
             </w:r>
@@ -166,7 +183,10 @@
           </w:tcPr>
           <w:p>
             <w:r>
-              <w:t>Repere officiel dans l'annexe 2020 - modalite CCF a verifier</w:t>
+              <w:rPr>
+                <w:lang w:val="fr-FR" w:eastAsia="fr-FR" w:bidi="fr-FR"/>
+              </w:rPr>
+              <w:t>CCF ou ponctuelle selon voie ; dossier support confirme</w:t>
             </w:r>
           </w:p>
         </w:tc>
@@ -182,6 +202,7 @@
             <w:r>
               <w:rPr>
                 <w:b/>
+                <w:lang w:val="fr-FR" w:eastAsia="fr-FR" w:bidi="fr-FR"/>
               </w:rPr>
               <w:t>Support</w:t>
             </w:r>
@@ -194,7 +215,10 @@
           </w:tcPr>
           <w:p>
             <w:r>
-              <w:t>Realisation d'activites de maintenance preventive en milieu professionnel</w:t>
+              <w:rPr>
+                <w:lang w:val="fr-FR" w:eastAsia="fr-FR" w:bidi="fr-FR"/>
+              </w:rPr>
+              <w:t>Réalisation d'activités de maintenance preventive en milieu professionnel</w:t>
             </w:r>
           </w:p>
         </w:tc>
@@ -208,8 +232,9 @@
             <w:r>
               <w:rPr>
                 <w:b/>
+                <w:lang w:val="fr-FR" w:eastAsia="fr-FR" w:bidi="fr-FR"/>
               </w:rPr>
-              <w:t>Epreuve</w:t>
+              <w:t>Épreuve</w:t>
             </w:r>
           </w:p>
         </w:tc>
@@ -220,7 +245,10 @@
           </w:tcPr>
           <w:p>
             <w:r>
-              <w:t>E61 Realisation d'activites de maintenance preventive en milieu professionnel</w:t>
+              <w:rPr>
+                <w:lang w:val="fr-FR" w:eastAsia="fr-FR" w:bidi="fr-FR"/>
+              </w:rPr>
+              <w:t>E61 Réalisation d'activités de maintenance preventive en milieu professionnel</w:t>
             </w:r>
           </w:p>
         </w:tc>
@@ -236,8 +264,9 @@
             <w:r>
               <w:rPr>
                 <w:b/>
+                <w:lang w:val="fr-FR" w:eastAsia="fr-FR" w:bidi="fr-FR"/>
               </w:rPr>
-              <w:t>Voies / modalites</w:t>
+              <w:t>Voies / modalités</w:t>
             </w:r>
           </w:p>
         </w:tc>
@@ -248,7 +277,10 @@
           </w:tcPr>
           <w:p>
             <w:r>
-              <w:t>Epreuve de milieu professionnel reperee ; verification du CCF a poursuivre.</w:t>
+              <w:rPr>
+                <w:lang w:val="fr-FR" w:eastAsia="fr-FR" w:bidi="fr-FR"/>
+              </w:rPr>
+              <w:t>CCF ou ponctuelle selon voie</w:t>
             </w:r>
           </w:p>
         </w:tc>
@@ -262,6 +294,7 @@
             <w:r>
               <w:rPr>
                 <w:b/>
+                <w:lang w:val="fr-FR" w:eastAsia="fr-FR" w:bidi="fr-FR"/>
               </w:rPr>
               <w:t>Niveau de reconstitution</w:t>
             </w:r>
@@ -274,7 +307,10 @@
           </w:tcPr>
           <w:p>
             <w:r>
-              <w:t>Trame minimale a completer</w:t>
+              <w:rPr>
+                <w:lang w:val="fr-FR" w:eastAsia="fr-FR" w:bidi="fr-FR"/>
+              </w:rPr>
+              <w:t>Trame minimale à compléter</w:t>
             </w:r>
           </w:p>
         </w:tc>
@@ -290,8 +326,9 @@
             <w:r>
               <w:rPr>
                 <w:b/>
+                <w:lang w:val="fr-FR" w:eastAsia="fr-FR" w:bidi="fr-FR"/>
               </w:rPr>
-              <w:t>Sources modele</w:t>
+              <w:t>Sources modèle</w:t>
             </w:r>
           </w:p>
         </w:tc>
@@ -302,6 +339,9 @@
           </w:tcPr>
           <w:p>
             <w:r>
+              <w:rPr>
+                <w:lang w:val="fr-FR" w:eastAsia="fr-FR" w:bidi="fr-FR"/>
+              </w:rPr>
               <w:t>Il existe des fiches nationales d'évaluation pour l'épreuve E61 du BTS Maintenance des Systèmes, notamment la fiche E61b pour l'évaluation de la compétence C13 en entreprise. Une autre fiche, E61a, est utilisée pour l'épreuve orale ponctuelle. Ces fiches sont mentionnées comme étant à mettre en œuvre lors de l'épreuve ponctuelle orale en 2e année et en entreprise (tuteur + enseignant).</w:t>
             </w:r>
           </w:p>
@@ -316,6 +356,7 @@
             <w:r>
               <w:rPr>
                 <w:b/>
+                <w:lang w:val="fr-FR" w:eastAsia="fr-FR" w:bidi="fr-FR"/>
               </w:rPr>
               <w:t>Document jury</w:t>
             </w:r>
@@ -328,6 +369,9 @@
           </w:tcPr>
           <w:p>
             <w:r>
+              <w:rPr>
+                <w:lang w:val="fr-FR" w:eastAsia="fr-FR" w:bidi="fr-FR"/>
+              </w:rPr>
               <w:t>https://www.education.gouv.fr/bo/20/Hebdo38/ESRS2019793A.htm</w:t>
             </w:r>
           </w:p>
@@ -339,8 +383,9 @@
       <w:r>
         <w:rPr>
           <w:b/>
+          <w:lang w:val="fr-FR" w:eastAsia="fr-FR" w:bidi="fr-FR"/>
         </w:rPr>
-        <w:t>Echelle de positionnement conseillee</w:t>
+        <w:t>Échelle de positionnement conseillée</w:t>
       </w:r>
     </w:p>
     <w:tbl>
@@ -366,6 +411,7 @@
             <w:r>
               <w:rPr>
                 <w:b/>
+                <w:lang w:val="fr-FR" w:eastAsia="fr-FR" w:bidi="fr-FR"/>
               </w:rPr>
               <w:t>NA</w:t>
             </w:r>
@@ -380,6 +426,7 @@
             <w:r>
               <w:rPr>
                 <w:b/>
+                <w:lang w:val="fr-FR" w:eastAsia="fr-FR" w:bidi="fr-FR"/>
               </w:rPr>
               <w:t>PA</w:t>
             </w:r>
@@ -394,6 +441,7 @@
             <w:r>
               <w:rPr>
                 <w:b/>
+                <w:lang w:val="fr-FR" w:eastAsia="fr-FR" w:bidi="fr-FR"/>
               </w:rPr>
               <w:t>A</w:t>
             </w:r>
@@ -408,6 +456,7 @@
             <w:r>
               <w:rPr>
                 <w:b/>
+                <w:lang w:val="fr-FR" w:eastAsia="fr-FR" w:bidi="fr-FR"/>
               </w:rPr>
               <w:t>TB</w:t>
             </w:r>
@@ -421,6 +470,9 @@
           </w:tcPr>
           <w:p>
             <w:r>
+              <w:rPr>
+                <w:lang w:val="fr-FR" w:eastAsia="fr-FR" w:bidi="fr-FR"/>
+              </w:rPr>
               <w:t>Non observable / non acquis</w:t>
             </w:r>
           </w:p>
@@ -431,6 +483,9 @@
           </w:tcPr>
           <w:p>
             <w:r>
+              <w:rPr>
+                <w:lang w:val="fr-FR" w:eastAsia="fr-FR" w:bidi="fr-FR"/>
+              </w:rPr>
               <w:t>Partiellement acquis</w:t>
             </w:r>
           </w:p>
@@ -441,6 +496,9 @@
           </w:tcPr>
           <w:p>
             <w:r>
+              <w:rPr>
+                <w:lang w:val="fr-FR" w:eastAsia="fr-FR" w:bidi="fr-FR"/>
+              </w:rPr>
               <w:t>Acquis</w:t>
             </w:r>
           </w:p>
@@ -451,7 +509,10 @@
           </w:tcPr>
           <w:p>
             <w:r>
-              <w:t>Tres bien acquis</w:t>
+              <w:rPr>
+                <w:lang w:val="fr-FR" w:eastAsia="fr-FR" w:bidi="fr-FR"/>
+              </w:rPr>
+              <w:t>Très bien acquis</w:t>
             </w:r>
           </w:p>
         </w:tc>
@@ -462,8 +523,9 @@
       <w:r>
         <w:rPr>
           <w:b/>
+          <w:lang w:val="fr-FR" w:eastAsia="fr-FR" w:bidi="fr-FR"/>
         </w:rPr>
-        <w:t>Grille d'evaluation</w:t>
+        <w:t>Grille d'évaluation</w:t>
       </w:r>
     </w:p>
     <w:tbl>
@@ -500,8 +562,9 @@
               <w:rPr>
                 <w:b/>
                 <w:sz w:val="19"/>
+                <w:lang w:val="fr-FR" w:eastAsia="fr-FR" w:bidi="fr-FR"/>
               </w:rPr>
-              <w:t>Critere evalue</w:t>
+              <w:t>Critère évalué</w:t>
             </w:r>
           </w:p>
         </w:tc>
@@ -519,6 +582,7 @@
               <w:rPr>
                 <w:b/>
                 <w:sz w:val="19"/>
+                <w:lang w:val="fr-FR" w:eastAsia="fr-FR" w:bidi="fr-FR"/>
               </w:rPr>
               <w:t>Indicateurs observables / questions d'appui</w:t>
             </w:r>
@@ -538,6 +602,7 @@
               <w:rPr>
                 <w:b/>
                 <w:sz w:val="19"/>
+                <w:lang w:val="fr-FR" w:eastAsia="fr-FR" w:bidi="fr-FR"/>
               </w:rPr>
               <w:t>NA</w:t>
             </w:r>
@@ -557,6 +622,7 @@
               <w:rPr>
                 <w:b/>
                 <w:sz w:val="19"/>
+                <w:lang w:val="fr-FR" w:eastAsia="fr-FR" w:bidi="fr-FR"/>
               </w:rPr>
               <w:t>PA</w:t>
             </w:r>
@@ -576,6 +642,7 @@
               <w:rPr>
                 <w:b/>
                 <w:sz w:val="19"/>
+                <w:lang w:val="fr-FR" w:eastAsia="fr-FR" w:bidi="fr-FR"/>
               </w:rPr>
               <w:t>A</w:t>
             </w:r>
@@ -595,6 +662,7 @@
               <w:rPr>
                 <w:b/>
                 <w:sz w:val="19"/>
+                <w:lang w:val="fr-FR" w:eastAsia="fr-FR" w:bidi="fr-FR"/>
               </w:rPr>
               <w:t>TB</w:t>
             </w:r>
@@ -614,6 +682,7 @@
               <w:rPr>
                 <w:b/>
                 <w:sz w:val="19"/>
+                <w:lang w:val="fr-FR" w:eastAsia="fr-FR" w:bidi="fr-FR"/>
               </w:rPr>
               <w:t>Observations</w:t>
             </w:r>
@@ -631,6 +700,9 @@
               <w:spacing w:after="0"/>
             </w:pPr>
             <w:r>
+              <w:rPr>
+                <w:lang w:val="fr-FR" w:eastAsia="fr-FR" w:bidi="fr-FR"/>
+              </w:rPr>
               <w:t>Contextualisation de l'entreprise, du service, du chantier ou de l'environnement professionnel</w:t>
             </w:r>
           </w:p>
@@ -645,7 +717,10 @@
               <w:spacing w:after="0"/>
             </w:pPr>
             <w:r>
-              <w:t>Le candidat situe precisement l'organisation, ses missions et le perimetre de son intervention.</w:t>
+              <w:rPr>
+                <w:lang w:val="fr-FR" w:eastAsia="fr-FR" w:bidi="fr-FR"/>
+              </w:rPr>
+              <w:t>Le candidat situe précisément l'organisation, ses missions et le périmètre de son intervention.</w:t>
             </w:r>
           </w:p>
         </w:tc>
@@ -659,7 +734,11 @@
               <w:spacing w:after="0"/>
               <w:jc w:val="center"/>
             </w:pPr>
-            <w:r/>
+            <w:r>
+              <w:rPr>
+                <w:lang w:val="fr-FR" w:eastAsia="fr-FR" w:bidi="fr-FR"/>
+              </w:rPr>
+            </w:r>
           </w:p>
         </w:tc>
         <w:tc>
@@ -672,7 +751,11 @@
               <w:spacing w:after="0"/>
               <w:jc w:val="center"/>
             </w:pPr>
-            <w:r/>
+            <w:r>
+              <w:rPr>
+                <w:lang w:val="fr-FR" w:eastAsia="fr-FR" w:bidi="fr-FR"/>
+              </w:rPr>
+            </w:r>
           </w:p>
         </w:tc>
         <w:tc>
@@ -685,7 +768,11 @@
               <w:spacing w:after="0"/>
               <w:jc w:val="center"/>
             </w:pPr>
-            <w:r/>
+            <w:r>
+              <w:rPr>
+                <w:lang w:val="fr-FR" w:eastAsia="fr-FR" w:bidi="fr-FR"/>
+              </w:rPr>
+            </w:r>
           </w:p>
         </w:tc>
         <w:tc>
@@ -698,7 +785,11 @@
               <w:spacing w:after="0"/>
               <w:jc w:val="center"/>
             </w:pPr>
-            <w:r/>
+            <w:r>
+              <w:rPr>
+                <w:lang w:val="fr-FR" w:eastAsia="fr-FR" w:bidi="fr-FR"/>
+              </w:rPr>
+            </w:r>
           </w:p>
         </w:tc>
         <w:tc>
@@ -710,7 +801,11 @@
             <w:pPr>
               <w:spacing w:after="0"/>
             </w:pPr>
-            <w:r/>
+            <w:r>
+              <w:rPr>
+                <w:lang w:val="fr-FR" w:eastAsia="fr-FR" w:bidi="fr-FR"/>
+              </w:rPr>
+            </w:r>
           </w:p>
         </w:tc>
       </w:tr>
@@ -725,7 +820,10 @@
               <w:spacing w:after="0"/>
             </w:pPr>
             <w:r>
-              <w:t>Description claire des activites, missions ou productions realisees</w:t>
+              <w:rPr>
+                <w:lang w:val="fr-FR" w:eastAsia="fr-FR" w:bidi="fr-FR"/>
+              </w:rPr>
+              <w:t>Description claire des activités, missions ou productions réalisées</w:t>
             </w:r>
           </w:p>
         </w:tc>
@@ -739,7 +837,10 @@
               <w:spacing w:after="0"/>
             </w:pPr>
             <w:r>
-              <w:t>Les techniques, outils et methodes mobilises sont expliques et justifies avec exactitude.</w:t>
+              <w:rPr>
+                <w:lang w:val="fr-FR" w:eastAsia="fr-FR" w:bidi="fr-FR"/>
+              </w:rPr>
+              <w:t>Les techniques, outils et méthodes mobilisés sont expliqués et justifiés avec exactitude.</w:t>
             </w:r>
           </w:p>
         </w:tc>
@@ -753,7 +854,11 @@
               <w:spacing w:after="0"/>
               <w:jc w:val="center"/>
             </w:pPr>
-            <w:r/>
+            <w:r>
+              <w:rPr>
+                <w:lang w:val="fr-FR" w:eastAsia="fr-FR" w:bidi="fr-FR"/>
+              </w:rPr>
+            </w:r>
           </w:p>
         </w:tc>
         <w:tc>
@@ -766,7 +871,11 @@
               <w:spacing w:after="0"/>
               <w:jc w:val="center"/>
             </w:pPr>
-            <w:r/>
+            <w:r>
+              <w:rPr>
+                <w:lang w:val="fr-FR" w:eastAsia="fr-FR" w:bidi="fr-FR"/>
+              </w:rPr>
+            </w:r>
           </w:p>
         </w:tc>
         <w:tc>
@@ -779,7 +888,11 @@
               <w:spacing w:after="0"/>
               <w:jc w:val="center"/>
             </w:pPr>
-            <w:r/>
+            <w:r>
+              <w:rPr>
+                <w:lang w:val="fr-FR" w:eastAsia="fr-FR" w:bidi="fr-FR"/>
+              </w:rPr>
+            </w:r>
           </w:p>
         </w:tc>
         <w:tc>
@@ -792,7 +905,11 @@
               <w:spacing w:after="0"/>
               <w:jc w:val="center"/>
             </w:pPr>
-            <w:r/>
+            <w:r>
+              <w:rPr>
+                <w:lang w:val="fr-FR" w:eastAsia="fr-FR" w:bidi="fr-FR"/>
+              </w:rPr>
+            </w:r>
           </w:p>
         </w:tc>
         <w:tc>
@@ -804,7 +921,11 @@
             <w:pPr>
               <w:spacing w:after="0"/>
             </w:pPr>
-            <w:r/>
+            <w:r>
+              <w:rPr>
+                <w:lang w:val="fr-FR" w:eastAsia="fr-FR" w:bidi="fr-FR"/>
+              </w:rPr>
+            </w:r>
           </w:p>
         </w:tc>
       </w:tr>
@@ -819,7 +940,10 @@
               <w:spacing w:after="0"/>
             </w:pPr>
             <w:r>
-              <w:t>Maitrise technique et professionnelle des activites presentees</w:t>
+              <w:rPr>
+                <w:lang w:val="fr-FR" w:eastAsia="fr-FR" w:bidi="fr-FR"/>
+              </w:rPr>
+              <w:t>Maîtrise technique et professionnelle des activités présentées</w:t>
             </w:r>
           </w:p>
         </w:tc>
@@ -833,7 +957,10 @@
               <w:spacing w:after="0"/>
             </w:pPr>
             <w:r>
-              <w:t>Les techniques, outils et methodes mobilises sont expliques et justifies avec exactitude.</w:t>
+              <w:rPr>
+                <w:lang w:val="fr-FR" w:eastAsia="fr-FR" w:bidi="fr-FR"/>
+              </w:rPr>
+              <w:t>Les techniques, outils et méthodes mobilisés sont expliqués et justifiés avec exactitude.</w:t>
             </w:r>
           </w:p>
         </w:tc>
@@ -847,7 +974,11 @@
               <w:spacing w:after="0"/>
               <w:jc w:val="center"/>
             </w:pPr>
-            <w:r/>
+            <w:r>
+              <w:rPr>
+                <w:lang w:val="fr-FR" w:eastAsia="fr-FR" w:bidi="fr-FR"/>
+              </w:rPr>
+            </w:r>
           </w:p>
         </w:tc>
         <w:tc>
@@ -860,7 +991,11 @@
               <w:spacing w:after="0"/>
               <w:jc w:val="center"/>
             </w:pPr>
-            <w:r/>
+            <w:r>
+              <w:rPr>
+                <w:lang w:val="fr-FR" w:eastAsia="fr-FR" w:bidi="fr-FR"/>
+              </w:rPr>
+            </w:r>
           </w:p>
         </w:tc>
         <w:tc>
@@ -873,7 +1008,11 @@
               <w:spacing w:after="0"/>
               <w:jc w:val="center"/>
             </w:pPr>
-            <w:r/>
+            <w:r>
+              <w:rPr>
+                <w:lang w:val="fr-FR" w:eastAsia="fr-FR" w:bidi="fr-FR"/>
+              </w:rPr>
+            </w:r>
           </w:p>
         </w:tc>
         <w:tc>
@@ -886,7 +1025,11 @@
               <w:spacing w:after="0"/>
               <w:jc w:val="center"/>
             </w:pPr>
-            <w:r/>
+            <w:r>
+              <w:rPr>
+                <w:lang w:val="fr-FR" w:eastAsia="fr-FR" w:bidi="fr-FR"/>
+              </w:rPr>
+            </w:r>
           </w:p>
         </w:tc>
         <w:tc>
@@ -898,7 +1041,11 @@
             <w:pPr>
               <w:spacing w:after="0"/>
             </w:pPr>
-            <w:r/>
+            <w:r>
+              <w:rPr>
+                <w:lang w:val="fr-FR" w:eastAsia="fr-FR" w:bidi="fr-FR"/>
+              </w:rPr>
+            </w:r>
           </w:p>
         </w:tc>
       </w:tr>
@@ -913,7 +1060,10 @@
               <w:spacing w:after="0"/>
             </w:pPr>
             <w:r>
-              <w:t>Organisation, suivi et pilotage de l'activite ou du projet en entreprise</w:t>
+              <w:rPr>
+                <w:lang w:val="fr-FR" w:eastAsia="fr-FR" w:bidi="fr-FR"/>
+              </w:rPr>
+              <w:t>Organisation, suivi et pilotage de l'activité ou du projet en entreprise</w:t>
             </w:r>
           </w:p>
         </w:tc>
@@ -927,7 +1077,10 @@
               <w:spacing w:after="0"/>
             </w:pPr>
             <w:r>
-              <w:t>Le candidat situe precisement l'organisation, ses missions et le perimetre de son intervention.</w:t>
+              <w:rPr>
+                <w:lang w:val="fr-FR" w:eastAsia="fr-FR" w:bidi="fr-FR"/>
+              </w:rPr>
+              <w:t>Le candidat situe précisément l'organisation, ses missions et le périmètre de son intervention.</w:t>
             </w:r>
           </w:p>
         </w:tc>
@@ -941,7 +1094,11 @@
               <w:spacing w:after="0"/>
               <w:jc w:val="center"/>
             </w:pPr>
-            <w:r/>
+            <w:r>
+              <w:rPr>
+                <w:lang w:val="fr-FR" w:eastAsia="fr-FR" w:bidi="fr-FR"/>
+              </w:rPr>
+            </w:r>
           </w:p>
         </w:tc>
         <w:tc>
@@ -954,7 +1111,11 @@
               <w:spacing w:after="0"/>
               <w:jc w:val="center"/>
             </w:pPr>
-            <w:r/>
+            <w:r>
+              <w:rPr>
+                <w:lang w:val="fr-FR" w:eastAsia="fr-FR" w:bidi="fr-FR"/>
+              </w:rPr>
+            </w:r>
           </w:p>
         </w:tc>
         <w:tc>
@@ -967,7 +1128,11 @@
               <w:spacing w:after="0"/>
               <w:jc w:val="center"/>
             </w:pPr>
-            <w:r/>
+            <w:r>
+              <w:rPr>
+                <w:lang w:val="fr-FR" w:eastAsia="fr-FR" w:bidi="fr-FR"/>
+              </w:rPr>
+            </w:r>
           </w:p>
         </w:tc>
         <w:tc>
@@ -980,7 +1145,11 @@
               <w:spacing w:after="0"/>
               <w:jc w:val="center"/>
             </w:pPr>
-            <w:r/>
+            <w:r>
+              <w:rPr>
+                <w:lang w:val="fr-FR" w:eastAsia="fr-FR" w:bidi="fr-FR"/>
+              </w:rPr>
+            </w:r>
           </w:p>
         </w:tc>
         <w:tc>
@@ -992,7 +1161,11 @@
             <w:pPr>
               <w:spacing w:after="0"/>
             </w:pPr>
-            <w:r/>
+            <w:r>
+              <w:rPr>
+                <w:lang w:val="fr-FR" w:eastAsia="fr-FR" w:bidi="fr-FR"/>
+              </w:rPr>
+            </w:r>
           </w:p>
         </w:tc>
       </w:tr>
@@ -1007,7 +1180,10 @@
               <w:spacing w:after="0"/>
             </w:pPr>
             <w:r>
-              <w:t>Diagnostic, interventions, prevention et tracabilite de maintenance</w:t>
+              <w:rPr>
+                <w:lang w:val="fr-FR" w:eastAsia="fr-FR" w:bidi="fr-FR"/>
+              </w:rPr>
+              <w:t>Diagnostic, interventions, prévention et traçabilité de maintenance</w:t>
             </w:r>
           </w:p>
         </w:tc>
@@ -1021,7 +1197,10 @@
               <w:spacing w:after="0"/>
             </w:pPr>
             <w:r>
-              <w:t>Les techniques, outils et methodes mobilises sont expliques et justifies avec exactitude.</w:t>
+              <w:rPr>
+                <w:lang w:val="fr-FR" w:eastAsia="fr-FR" w:bidi="fr-FR"/>
+              </w:rPr>
+              <w:t>Les techniques, outils et méthodes mobilisés sont expliqués et justifiés avec exactitude.</w:t>
             </w:r>
           </w:p>
         </w:tc>
@@ -1035,7 +1214,11 @@
               <w:spacing w:after="0"/>
               <w:jc w:val="center"/>
             </w:pPr>
-            <w:r/>
+            <w:r>
+              <w:rPr>
+                <w:lang w:val="fr-FR" w:eastAsia="fr-FR" w:bidi="fr-FR"/>
+              </w:rPr>
+            </w:r>
           </w:p>
         </w:tc>
         <w:tc>
@@ -1048,7 +1231,11 @@
               <w:spacing w:after="0"/>
               <w:jc w:val="center"/>
             </w:pPr>
-            <w:r/>
+            <w:r>
+              <w:rPr>
+                <w:lang w:val="fr-FR" w:eastAsia="fr-FR" w:bidi="fr-FR"/>
+              </w:rPr>
+            </w:r>
           </w:p>
         </w:tc>
         <w:tc>
@@ -1061,7 +1248,11 @@
               <w:spacing w:after="0"/>
               <w:jc w:val="center"/>
             </w:pPr>
-            <w:r/>
+            <w:r>
+              <w:rPr>
+                <w:lang w:val="fr-FR" w:eastAsia="fr-FR" w:bidi="fr-FR"/>
+              </w:rPr>
+            </w:r>
           </w:p>
         </w:tc>
         <w:tc>
@@ -1074,7 +1265,11 @@
               <w:spacing w:after="0"/>
               <w:jc w:val="center"/>
             </w:pPr>
-            <w:r/>
+            <w:r>
+              <w:rPr>
+                <w:lang w:val="fr-FR" w:eastAsia="fr-FR" w:bidi="fr-FR"/>
+              </w:rPr>
+            </w:r>
           </w:p>
         </w:tc>
         <w:tc>
@@ -1086,7 +1281,11 @@
             <w:pPr>
               <w:spacing w:after="0"/>
             </w:pPr>
-            <w:r/>
+            <w:r>
+              <w:rPr>
+                <w:lang w:val="fr-FR" w:eastAsia="fr-FR" w:bidi="fr-FR"/>
+              </w:rPr>
+            </w:r>
           </w:p>
         </w:tc>
       </w:tr>
@@ -1101,7 +1300,10 @@
               <w:spacing w:after="0"/>
             </w:pPr>
             <w:r>
-              <w:t>Analyse des choix, contraintes, resultats et ecarts</w:t>
+              <w:rPr>
+                <w:lang w:val="fr-FR" w:eastAsia="fr-FR" w:bidi="fr-FR"/>
+              </w:rPr>
+              <w:t>Analyse des choix, contraintes, résultats et écarts</w:t>
             </w:r>
           </w:p>
         </w:tc>
@@ -1115,7 +1317,10 @@
               <w:spacing w:after="0"/>
             </w:pPr>
             <w:r>
-              <w:t>Les choix, contraintes, resultats et eventuels ecarts sont analyses avec recul professionnel.</w:t>
+              <w:rPr>
+                <w:lang w:val="fr-FR" w:eastAsia="fr-FR" w:bidi="fr-FR"/>
+              </w:rPr>
+              <w:t>Les choix, contraintes, résultats et éventuels écarts sont analysés avec recul professionnel.</w:t>
             </w:r>
           </w:p>
         </w:tc>
@@ -1129,7 +1334,11 @@
               <w:spacing w:after="0"/>
               <w:jc w:val="center"/>
             </w:pPr>
-            <w:r/>
+            <w:r>
+              <w:rPr>
+                <w:lang w:val="fr-FR" w:eastAsia="fr-FR" w:bidi="fr-FR"/>
+              </w:rPr>
+            </w:r>
           </w:p>
         </w:tc>
         <w:tc>
@@ -1142,7 +1351,11 @@
               <w:spacing w:after="0"/>
               <w:jc w:val="center"/>
             </w:pPr>
-            <w:r/>
+            <w:r>
+              <w:rPr>
+                <w:lang w:val="fr-FR" w:eastAsia="fr-FR" w:bidi="fr-FR"/>
+              </w:rPr>
+            </w:r>
           </w:p>
         </w:tc>
         <w:tc>
@@ -1155,7 +1368,11 @@
               <w:spacing w:after="0"/>
               <w:jc w:val="center"/>
             </w:pPr>
-            <w:r/>
+            <w:r>
+              <w:rPr>
+                <w:lang w:val="fr-FR" w:eastAsia="fr-FR" w:bidi="fr-FR"/>
+              </w:rPr>
+            </w:r>
           </w:p>
         </w:tc>
         <w:tc>
@@ -1168,7 +1385,11 @@
               <w:spacing w:after="0"/>
               <w:jc w:val="center"/>
             </w:pPr>
-            <w:r/>
+            <w:r>
+              <w:rPr>
+                <w:lang w:val="fr-FR" w:eastAsia="fr-FR" w:bidi="fr-FR"/>
+              </w:rPr>
+            </w:r>
           </w:p>
         </w:tc>
         <w:tc>
@@ -1180,7 +1401,11 @@
             <w:pPr>
               <w:spacing w:after="0"/>
             </w:pPr>
-            <w:r/>
+            <w:r>
+              <w:rPr>
+                <w:lang w:val="fr-FR" w:eastAsia="fr-FR" w:bidi="fr-FR"/>
+              </w:rPr>
+            </w:r>
           </w:p>
         </w:tc>
       </w:tr>
@@ -1195,7 +1420,10 @@
               <w:spacing w:after="0"/>
             </w:pPr>
             <w:r>
-              <w:t>Respect des regles de qualite, de securite, de methode et de tracabilite</w:t>
+              <w:rPr>
+                <w:lang w:val="fr-FR" w:eastAsia="fr-FR" w:bidi="fr-FR"/>
+              </w:rPr>
+              <w:t>Respect des règles de qualité, de sécurité, de méthode et de traçabilité</w:t>
             </w:r>
           </w:p>
         </w:tc>
@@ -1209,7 +1437,10 @@
               <w:spacing w:after="0"/>
             </w:pPr>
             <w:r>
-              <w:t>Les exigences de qualite, securite, reglementation et tracabilite sont prises en compte.</w:t>
+              <w:rPr>
+                <w:lang w:val="fr-FR" w:eastAsia="fr-FR" w:bidi="fr-FR"/>
+              </w:rPr>
+              <w:t>Éléments observables explicitables dans le support écrit et confirmables lors de l'entretien.</w:t>
             </w:r>
           </w:p>
         </w:tc>
@@ -1223,7 +1454,11 @@
               <w:spacing w:after="0"/>
               <w:jc w:val="center"/>
             </w:pPr>
-            <w:r/>
+            <w:r>
+              <w:rPr>
+                <w:lang w:val="fr-FR" w:eastAsia="fr-FR" w:bidi="fr-FR"/>
+              </w:rPr>
+            </w:r>
           </w:p>
         </w:tc>
         <w:tc>
@@ -1236,7 +1471,11 @@
               <w:spacing w:after="0"/>
               <w:jc w:val="center"/>
             </w:pPr>
-            <w:r/>
+            <w:r>
+              <w:rPr>
+                <w:lang w:val="fr-FR" w:eastAsia="fr-FR" w:bidi="fr-FR"/>
+              </w:rPr>
+            </w:r>
           </w:p>
         </w:tc>
         <w:tc>
@@ -1249,7 +1488,11 @@
               <w:spacing w:after="0"/>
               <w:jc w:val="center"/>
             </w:pPr>
-            <w:r/>
+            <w:r>
+              <w:rPr>
+                <w:lang w:val="fr-FR" w:eastAsia="fr-FR" w:bidi="fr-FR"/>
+              </w:rPr>
+            </w:r>
           </w:p>
         </w:tc>
         <w:tc>
@@ -1262,7 +1505,11 @@
               <w:spacing w:after="0"/>
               <w:jc w:val="center"/>
             </w:pPr>
-            <w:r/>
+            <w:r>
+              <w:rPr>
+                <w:lang w:val="fr-FR" w:eastAsia="fr-FR" w:bidi="fr-FR"/>
+              </w:rPr>
+            </w:r>
           </w:p>
         </w:tc>
         <w:tc>
@@ -1274,7 +1521,11 @@
             <w:pPr>
               <w:spacing w:after="0"/>
             </w:pPr>
-            <w:r/>
+            <w:r>
+              <w:rPr>
+                <w:lang w:val="fr-FR" w:eastAsia="fr-FR" w:bidi="fr-FR"/>
+              </w:rPr>
+            </w:r>
           </w:p>
         </w:tc>
       </w:tr>
@@ -1289,7 +1540,10 @@
               <w:spacing w:after="0"/>
             </w:pPr>
             <w:r>
-              <w:t>Qualite de la presentation orale et capacite d'argumentation</w:t>
+              <w:rPr>
+                <w:lang w:val="fr-FR" w:eastAsia="fr-FR" w:bidi="fr-FR"/>
+              </w:rPr>
+              <w:t>Qualité de la présentation orale et capacité d'argumentation</w:t>
             </w:r>
           </w:p>
         </w:tc>
@@ -1303,7 +1557,10 @@
               <w:spacing w:after="0"/>
             </w:pPr>
             <w:r>
-              <w:t>Les exigences de qualite, securite, reglementation et tracabilite sont prises en compte.</w:t>
+              <w:rPr>
+                <w:lang w:val="fr-FR" w:eastAsia="fr-FR" w:bidi="fr-FR"/>
+              </w:rPr>
+              <w:t>Expression claire, structurée, argumentée et adaptée au questionnement du jury.</w:t>
             </w:r>
           </w:p>
         </w:tc>
@@ -1317,7 +1574,11 @@
               <w:spacing w:after="0"/>
               <w:jc w:val="center"/>
             </w:pPr>
-            <w:r/>
+            <w:r>
+              <w:rPr>
+                <w:lang w:val="fr-FR" w:eastAsia="fr-FR" w:bidi="fr-FR"/>
+              </w:rPr>
+            </w:r>
           </w:p>
         </w:tc>
         <w:tc>
@@ -1330,7 +1591,11 @@
               <w:spacing w:after="0"/>
               <w:jc w:val="center"/>
             </w:pPr>
-            <w:r/>
+            <w:r>
+              <w:rPr>
+                <w:lang w:val="fr-FR" w:eastAsia="fr-FR" w:bidi="fr-FR"/>
+              </w:rPr>
+            </w:r>
           </w:p>
         </w:tc>
         <w:tc>
@@ -1343,7 +1608,11 @@
               <w:spacing w:after="0"/>
               <w:jc w:val="center"/>
             </w:pPr>
-            <w:r/>
+            <w:r>
+              <w:rPr>
+                <w:lang w:val="fr-FR" w:eastAsia="fr-FR" w:bidi="fr-FR"/>
+              </w:rPr>
+            </w:r>
           </w:p>
         </w:tc>
         <w:tc>
@@ -1356,7 +1625,11 @@
               <w:spacing w:after="0"/>
               <w:jc w:val="center"/>
             </w:pPr>
-            <w:r/>
+            <w:r>
+              <w:rPr>
+                <w:lang w:val="fr-FR" w:eastAsia="fr-FR" w:bidi="fr-FR"/>
+              </w:rPr>
+            </w:r>
           </w:p>
         </w:tc>
         <w:tc>
@@ -1368,7 +1641,11 @@
             <w:pPr>
               <w:spacing w:after="0"/>
             </w:pPr>
-            <w:r/>
+            <w:r>
+              <w:rPr>
+                <w:lang w:val="fr-FR" w:eastAsia="fr-FR" w:bidi="fr-FR"/>
+              </w:rPr>
+            </w:r>
           </w:p>
         </w:tc>
       </w:tr>
@@ -1378,8 +1655,9 @@
       <w:r>
         <w:rPr>
           <w:b/>
+          <w:lang w:val="fr-FR" w:eastAsia="fr-FR" w:bidi="fr-FR"/>
         </w:rPr>
-        <w:t>Appreciation synthetique</w:t>
+        <w:t>Appréciation synthétique</w:t>
       </w:r>
     </w:p>
     <w:tbl>
@@ -1403,8 +1681,9 @@
             <w:r>
               <w:rPr>
                 <w:b/>
+                <w:lang w:val="fr-FR" w:eastAsia="fr-FR" w:bidi="fr-FR"/>
               </w:rPr>
-              <w:t>Points forts observes</w:t>
+              <w:t>Points forts observés</w:t>
             </w:r>
           </w:p>
         </w:tc>
@@ -1413,7 +1692,11 @@
             <w:tcW w:type="dxa" w:w="10658"/>
           </w:tcPr>
           <w:p>
-            <w:r/>
+            <w:r>
+              <w:rPr>
+                <w:lang w:val="fr-FR" w:eastAsia="fr-FR" w:bidi="fr-FR"/>
+              </w:rPr>
+            </w:r>
           </w:p>
         </w:tc>
       </w:tr>
@@ -1427,6 +1710,7 @@
             <w:r>
               <w:rPr>
                 <w:b/>
+                <w:lang w:val="fr-FR" w:eastAsia="fr-FR" w:bidi="fr-FR"/>
               </w:rPr>
               <w:t>Axes de progression / vigilance</w:t>
             </w:r>
@@ -1437,7 +1721,11 @@
             <w:tcW w:type="dxa" w:w="10658"/>
           </w:tcPr>
           <w:p>
-            <w:r/>
+            <w:r>
+              <w:rPr>
+                <w:lang w:val="fr-FR" w:eastAsia="fr-FR" w:bidi="fr-FR"/>
+              </w:rPr>
+            </w:r>
           </w:p>
         </w:tc>
       </w:tr>
@@ -1451,8 +1739,9 @@
             <w:r>
               <w:rPr>
                 <w:b/>
+                <w:lang w:val="fr-FR" w:eastAsia="fr-FR" w:bidi="fr-FR"/>
               </w:rPr>
-              <w:t>Decision / note / positionnement local</w:t>
+              <w:t>Décision / note / positionnement local</w:t>
             </w:r>
           </w:p>
         </w:tc>
@@ -1461,7 +1750,11 @@
             <w:tcW w:type="dxa" w:w="10658"/>
           </w:tcPr>
           <w:p>
-            <w:r/>
+            <w:r>
+              <w:rPr>
+                <w:lang w:val="fr-FR" w:eastAsia="fr-FR" w:bidi="fr-FR"/>
+              </w:rPr>
+            </w:r>
           </w:p>
         </w:tc>
       </w:tr>
@@ -1471,29 +1764,35 @@
       <w:r>
         <w:rPr>
           <w:b/>
+          <w:lang w:val="fr-FR" w:eastAsia="fr-FR" w:bidi="fr-FR"/>
         </w:rPr>
         <w:t>Fondement et sources de reconstitution</w:t>
       </w:r>
     </w:p>
     <w:p>
       <w:r>
-        <w:t>Aucune grille integrale publique n'a ete isolee ; la fiche repose sur les indices documentaires disponibles pour ce BTS.</w:t>
+        <w:rPr>
+          <w:lang w:val="fr-FR" w:eastAsia="fr-FR" w:bidi="fr-FR"/>
+        </w:rPr>
+        <w:t>Aucune grille intégrale publique n'a été isolée ; la fiche repose sur les indices documentaires disponibles pour ce BTS.</w:t>
       </w:r>
     </w:p>
     <w:p>
       <w:r>
         <w:rPr>
           <w:sz w:val="17"/>
+          <w:lang w:val="fr-FR" w:eastAsia="fr-FR" w:bidi="fr-FR"/>
         </w:rPr>
-        <w:t>Definition / modalites : https://www.education.gouv.fr/bo/20/Hebdo38/ESRS2019793A.htm</w:t>
+        <w:t>Référentiel : https://www.education.gouv.fr/bo/14/Hebdo16/ESRS1403535A.htm</w:t>
       </w:r>
     </w:p>
     <w:p>
       <w:r>
         <w:rPr>
           <w:sz w:val="17"/>
+          <w:lang w:val="fr-FR" w:eastAsia="fr-FR" w:bidi="fr-FR"/>
         </w:rPr>
-        <w:t>Source support : https://www.education.gouv.fr/sites/default/files/document/BO_38_MESRI_1336465.pdf-291534.pdf</w:t>
+        <w:t>Document jury : https://www.education.gouv.fr/bo/20/Hebdo38/ESRS2019793A.htm</w:t>
       </w:r>
     </w:p>
     <w:sectPr>
@@ -1872,6 +2171,7 @@
     <w:rPr>
       <w:rFonts w:ascii="Aptos" w:hAnsi="Aptos"/>
       <w:sz w:val="20"/>
+      <w:lang w:val="fr-FR" w:eastAsia="fr-FR" w:bidi="fr-FR"/>
     </w:rPr>
   </w:style>
   <w:style w:type="paragraph" w:styleId="Header">

--- a/downloads/fiches/bts_maintenance_des_systemes_fiche_evaluation.docx
+++ b/downloads/fiches/bts_maintenance_des_systemes_fiche_evaluation.docx
@@ -13,7 +13,7 @@
           <w:sz w:val="32"/>
           <w:lang w:val="fr-FR" w:eastAsia="fr-FR" w:bidi="fr-FR"/>
         </w:rPr>
-        <w:t>Fiche d'évaluation reconstituée - BTS Maintenance des systemes</w:t>
+        <w:t>Fiche d'évaluation reconstituée - BTS Maintenance des systèmes</w:t>
       </w:r>
     </w:p>
     <w:p>
@@ -26,7 +26,7 @@
           <w:sz w:val="21"/>
           <w:lang w:val="fr-FR" w:eastAsia="fr-FR" w:bidi="fr-FR"/>
         </w:rPr>
-        <w:t>Support évalué : Réalisation d'activités de maintenance preventive en milieu professionnel | Modalité : Mixte selon voie | Option : Options A, B et C</w:t>
+        <w:t>Support évalué : Réalisation d'activités de maintenance preventive en milieu professionnel | Modalité : Mixte selon voie | Option : Options À, B et C</w:t>
       </w:r>
     </w:p>
     <w:p>
@@ -94,7 +94,7 @@
               <w:rPr>
                 <w:lang w:val="fr-FR" w:eastAsia="fr-FR" w:bidi="fr-FR"/>
               </w:rPr>
-              <w:t>BTS Maintenance des systemes</w:t>
+              <w:t>BTS Maintenance des systèmes</w:t>
             </w:r>
           </w:p>
         </w:tc>
@@ -156,7 +156,7 @@
               <w:rPr>
                 <w:lang w:val="fr-FR" w:eastAsia="fr-FR" w:bidi="fr-FR"/>
               </w:rPr>
-              <w:t>Options A, B et C</w:t>
+              <w:t>Options À, B et C</w:t>
             </w:r>
           </w:p>
         </w:tc>
@@ -186,7 +186,7 @@
               <w:rPr>
                 <w:lang w:val="fr-FR" w:eastAsia="fr-FR" w:bidi="fr-FR"/>
               </w:rPr>
-              <w:t>CCF ou ponctuelle selon voie ; dossier support confirme</w:t>
+              <w:t>CCF ou ponctuelle selon voie ; dossier support confirmé</w:t>
             </w:r>
           </w:p>
         </w:tc>
@@ -1063,7 +1063,7 @@
               <w:rPr>
                 <w:lang w:val="fr-FR" w:eastAsia="fr-FR" w:bidi="fr-FR"/>
               </w:rPr>
-              <w:t>Organisation, suivi et pilotage de l'activité ou du projet en entreprise</w:t>
+              <w:t>Analyse des choix, contraintes, résultats et écarts</w:t>
             </w:r>
           </w:p>
         </w:tc>
@@ -1080,7 +1080,7 @@
               <w:rPr>
                 <w:lang w:val="fr-FR" w:eastAsia="fr-FR" w:bidi="fr-FR"/>
               </w:rPr>
-              <w:t>Le candidat situe précisément l'organisation, ses missions et le périmètre de son intervention.</w:t>
+              <w:t>Les choix, contraintes, résultats et éventuels écarts sont analysés avec recul professionnel.</w:t>
             </w:r>
           </w:p>
         </w:tc>
@@ -1201,126 +1201,6 @@
                 <w:lang w:val="fr-FR" w:eastAsia="fr-FR" w:bidi="fr-FR"/>
               </w:rPr>
               <w:t>Les techniques, outils et méthodes mobilisés sont expliqués et justifiés avec exactitude.</w:t>
-            </w:r>
-          </w:p>
-        </w:tc>
-        <w:tc>
-          <w:tcPr>
-            <w:tcW w:type="dxa" w:w="510"/>
-            <w:vAlign w:val="center"/>
-          </w:tcPr>
-          <w:p>
-            <w:pPr>
-              <w:spacing w:after="0"/>
-              <w:jc w:val="center"/>
-            </w:pPr>
-            <w:r>
-              <w:rPr>
-                <w:lang w:val="fr-FR" w:eastAsia="fr-FR" w:bidi="fr-FR"/>
-              </w:rPr>
-            </w:r>
-          </w:p>
-        </w:tc>
-        <w:tc>
-          <w:tcPr>
-            <w:tcW w:type="dxa" w:w="510"/>
-            <w:vAlign w:val="center"/>
-          </w:tcPr>
-          <w:p>
-            <w:pPr>
-              <w:spacing w:after="0"/>
-              <w:jc w:val="center"/>
-            </w:pPr>
-            <w:r>
-              <w:rPr>
-                <w:lang w:val="fr-FR" w:eastAsia="fr-FR" w:bidi="fr-FR"/>
-              </w:rPr>
-            </w:r>
-          </w:p>
-        </w:tc>
-        <w:tc>
-          <w:tcPr>
-            <w:tcW w:type="dxa" w:w="510"/>
-            <w:vAlign w:val="center"/>
-          </w:tcPr>
-          <w:p>
-            <w:pPr>
-              <w:spacing w:after="0"/>
-              <w:jc w:val="center"/>
-            </w:pPr>
-            <w:r>
-              <w:rPr>
-                <w:lang w:val="fr-FR" w:eastAsia="fr-FR" w:bidi="fr-FR"/>
-              </w:rPr>
-            </w:r>
-          </w:p>
-        </w:tc>
-        <w:tc>
-          <w:tcPr>
-            <w:tcW w:type="dxa" w:w="510"/>
-            <w:vAlign w:val="center"/>
-          </w:tcPr>
-          <w:p>
-            <w:pPr>
-              <w:spacing w:after="0"/>
-              <w:jc w:val="center"/>
-            </w:pPr>
-            <w:r>
-              <w:rPr>
-                <w:lang w:val="fr-FR" w:eastAsia="fr-FR" w:bidi="fr-FR"/>
-              </w:rPr>
-            </w:r>
-          </w:p>
-        </w:tc>
-        <w:tc>
-          <w:tcPr>
-            <w:tcW w:type="dxa" w:w="3855"/>
-            <w:vAlign w:val="center"/>
-          </w:tcPr>
-          <w:p>
-            <w:pPr>
-              <w:spacing w:after="0"/>
-            </w:pPr>
-            <w:r>
-              <w:rPr>
-                <w:lang w:val="fr-FR" w:eastAsia="fr-FR" w:bidi="fr-FR"/>
-              </w:rPr>
-            </w:r>
-          </w:p>
-        </w:tc>
-      </w:tr>
-      <w:tr>
-        <w:tc>
-          <w:tcPr>
-            <w:tcW w:type="dxa" w:w="3402"/>
-            <w:vAlign w:val="center"/>
-          </w:tcPr>
-          <w:p>
-            <w:pPr>
-              <w:spacing w:after="0"/>
-            </w:pPr>
-            <w:r>
-              <w:rPr>
-                <w:lang w:val="fr-FR" w:eastAsia="fr-FR" w:bidi="fr-FR"/>
-              </w:rPr>
-              <w:t>Analyse des choix, contraintes, résultats et écarts</w:t>
-            </w:r>
-          </w:p>
-        </w:tc>
-        <w:tc>
-          <w:tcPr>
-            <w:tcW w:type="dxa" w:w="4762"/>
-            <w:vAlign w:val="center"/>
-          </w:tcPr>
-          <w:p>
-            <w:pPr>
-              <w:spacing w:after="0"/>
-            </w:pPr>
-            <w:r>
-              <w:rPr>
-                <w:lang w:val="fr-FR" w:eastAsia="fr-FR" w:bidi="fr-FR"/>
-              </w:rPr>
-              <w:t>Les choix, contraintes, résultats et éventuels écarts sont analysés avec recul professionnel.</w:t>
             </w:r>
           </w:p>
         </w:tc>

--- a/downloads/fiches/bts_maintenance_des_systemes_fiche_evaluation.docx
+++ b/downloads/fiches/bts_maintenance_des_systemes_fiche_evaluation.docx
@@ -9,11 +9,8 @@
       <w:r>
         <w:rPr>
           <w:b/>
-          <w:color w:val="1F4E79"/>
-          <w:sz w:val="32"/>
-          <w:lang w:val="fr-FR" w:eastAsia="fr-FR" w:bidi="fr-FR"/>
         </w:rPr>
-        <w:t>Fiche d'évaluation reconstituée - BTS Maintenance des systèmes</w:t>
+        <w:t>Fiche d'évaluation - BTS Maintenance des systèmes</w:t>
       </w:r>
     </w:p>
     <w:p>
@@ -27,31 +24,6 @@
           <w:lang w:val="fr-FR" w:eastAsia="fr-FR" w:bidi="fr-FR"/>
         </w:rPr>
         <w:t>Support évalué : Réalisation d'activités de maintenance preventive en milieu professionnel | Modalité : Mixte selon voie | Option : Options À, B et C</w:t>
-      </w:r>
-    </w:p>
-    <w:p>
-      <w:pPr>
-        <w:jc w:val="center"/>
-      </w:pPr>
-      <w:r>
-        <w:rPr>
-          <w:b/>
-          <w:color w:val="C0504D"/>
-          <w:lang w:val="fr-FR" w:eastAsia="fr-FR" w:bidi="fr-FR"/>
-        </w:rPr>
-        <w:t>Trame minimale à compléter</w:t>
-      </w:r>
-    </w:p>
-    <w:p>
-      <w:pPr>
-        <w:spacing w:after="120"/>
-      </w:pPr>
-      <w:r>
-        <w:rPr>
-          <w:i/>
-          <w:lang w:val="fr-FR" w:eastAsia="fr-FR" w:bidi="fr-FR"/>
-        </w:rPr>
-        <w:t>Cette fiche est une reconstitution de travail à partir des sources publiques repérées au 2026-05-06. Elle ne remplace pas un formulaire national opposable lorsqu'une grille officielle complète existe par ailleurs.</w:t>
       </w:r>
     </w:p>
     <w:tbl>
@@ -108,9 +80,8 @@
             <w:r>
               <w:rPr>
                 <w:b/>
-                <w:lang w:val="fr-FR" w:eastAsia="fr-FR" w:bidi="fr-FR"/>
               </w:rPr>
-              <w:t>Modalité</w:t>
+              <w:t>Modalité d'évaluation</w:t>
             </w:r>
           </w:p>
         </w:tc>
@@ -169,10 +140,8 @@
           <w:p>
             <w:r>
               <w:rPr>
-                <w:b/>
-                <w:lang w:val="fr-FR" w:eastAsia="fr-FR" w:bidi="fr-FR"/>
+                <w:b w:val="0"/>
               </w:rPr>
-              <w:t>Statut documentaire</w:t>
             </w:r>
           </w:p>
         </w:tc>
@@ -184,9 +153,8 @@
           <w:p>
             <w:r>
               <w:rPr>
-                <w:lang w:val="fr-FR" w:eastAsia="fr-FR" w:bidi="fr-FR"/>
+                <w:b w:val="0"/>
               </w:rPr>
-              <w:t>CCF ou ponctuelle selon voie ; dossier support confirmé</w:t>
             </w:r>
           </w:p>
         </w:tc>
@@ -293,10 +261,8 @@
           <w:p>
             <w:r>
               <w:rPr>
-                <w:b/>
-                <w:lang w:val="fr-FR" w:eastAsia="fr-FR" w:bidi="fr-FR"/>
+                <w:b w:val="0"/>
               </w:rPr>
-              <w:t>Niveau de reconstitution</w:t>
             </w:r>
           </w:p>
         </w:tc>
@@ -308,71 +274,8 @@
           <w:p>
             <w:r>
               <w:rPr>
-                <w:lang w:val="fr-FR" w:eastAsia="fr-FR" w:bidi="fr-FR"/>
+                <w:b w:val="0"/>
               </w:rPr>
-              <w:t>Trame minimale à compléter</w:t>
-            </w:r>
-          </w:p>
-        </w:tc>
-      </w:tr>
-      <w:tr>
-        <w:tc>
-          <w:tcPr>
-            <w:tcW w:type="dxa" w:w="1814"/>
-            <w:vAlign w:val="center"/>
-            <w:shd w:fill="D9EAF7"/>
-          </w:tcPr>
-          <w:p>
-            <w:r>
-              <w:rPr>
-                <w:b/>
-                <w:lang w:val="fr-FR" w:eastAsia="fr-FR" w:bidi="fr-FR"/>
-              </w:rPr>
-              <w:t>Sources modèle</w:t>
-            </w:r>
-          </w:p>
-        </w:tc>
-        <w:tc>
-          <w:tcPr>
-            <w:tcW w:type="dxa" w:w="4535"/>
-            <w:vAlign w:val="center"/>
-          </w:tcPr>
-          <w:p>
-            <w:r>
-              <w:rPr>
-                <w:lang w:val="fr-FR" w:eastAsia="fr-FR" w:bidi="fr-FR"/>
-              </w:rPr>
-              <w:t>Il existe des fiches nationales d'évaluation pour l'épreuve E61 du BTS Maintenance des Systèmes, notamment la fiche E61b pour l'évaluation de la compétence C13 en entreprise. Une autre fiche, E61a, est utilisée pour l'épreuve orale ponctuelle. Ces fiches sont mentionnées comme étant à mettre en œuvre lors de l'épreuve ponctuelle orale en 2e année et en entreprise (tuteur + enseignant).</w:t>
-            </w:r>
-          </w:p>
-        </w:tc>
-        <w:tc>
-          <w:tcPr>
-            <w:tcW w:type="dxa" w:w="1814"/>
-            <w:vAlign w:val="center"/>
-            <w:shd w:fill="D9EAF7"/>
-          </w:tcPr>
-          <w:p>
-            <w:r>
-              <w:rPr>
-                <w:b/>
-                <w:lang w:val="fr-FR" w:eastAsia="fr-FR" w:bidi="fr-FR"/>
-              </w:rPr>
-              <w:t>Document jury</w:t>
-            </w:r>
-          </w:p>
-        </w:tc>
-        <w:tc>
-          <w:tcPr>
-            <w:tcW w:type="dxa" w:w="6009"/>
-            <w:vAlign w:val="center"/>
-          </w:tcPr>
-          <w:p>
-            <w:r>
-              <w:rPr>
-                <w:lang w:val="fr-FR" w:eastAsia="fr-FR" w:bidi="fr-FR"/>
-              </w:rPr>
-              <w:t>https://www.education.gouv.fr/bo/20/Hebdo38/ESRS2019793A.htm</w:t>
             </w:r>
           </w:p>
         </w:tc>
@@ -1619,9 +1522,8 @@
             <w:r>
               <w:rPr>
                 <w:b/>
-                <w:lang w:val="fr-FR" w:eastAsia="fr-FR" w:bidi="fr-FR"/>
               </w:rPr>
-              <w:t>Décision / note / positionnement local</w:t>
+              <w:t>Note proposée</w:t>
             </w:r>
           </w:p>
         </w:tc>
@@ -1643,27 +1545,9 @@
     <w:p>
       <w:r>
         <w:rPr>
-          <w:b/>
-          <w:lang w:val="fr-FR" w:eastAsia="fr-FR" w:bidi="fr-FR"/>
-        </w:rPr>
-        <w:t>Fondement et sources de reconstitution</w:t>
-      </w:r>
-    </w:p>
-    <w:p>
-      <w:r>
-        <w:rPr>
           <w:lang w:val="fr-FR" w:eastAsia="fr-FR" w:bidi="fr-FR"/>
         </w:rPr>
         <w:t>Aucune grille intégrale publique n'a été isolée ; la fiche repose sur les indices documentaires disponibles pour ce BTS.</w:t>
-      </w:r>
-    </w:p>
-    <w:p>
-      <w:r>
-        <w:rPr>
-          <w:sz w:val="17"/>
-          <w:lang w:val="fr-FR" w:eastAsia="fr-FR" w:bidi="fr-FR"/>
-        </w:rPr>
-        <w:t>Référentiel : https://www.education.gouv.fr/bo/14/Hebdo16/ESRS1403535A.htm</w:t>
       </w:r>
     </w:p>
     <w:p>
